--- a/AI赋能初中历史人物学习教学实践探索_融合修订版.docx
+++ b/AI赋能初中历史人物学习教学实践探索_融合修订版.docx
@@ -621,7 +621,7 @@
         <w:rPr>
           <w:rFonts w:ascii="Calibri" w:hAnsi="Calibri" w:eastAsia="宋体"/>
         </w:rPr>
-        <w:t>为了让不同形式都能在普通课堂中稳定落地，我把实施流程归纳为五步。第一步“观图激趣”，教师借助 AI 或已有素材创设人物情境，调动学生兴趣；第二步“析史建模”，学生回到教材和史料，提炼人物身份、服饰、道具、场景、事件等要素；第三步“生成创作”，学生依据任务目标使用大模型完成提示词优化、图像生成或文字表达；第四步“核验修订”，学生对照史料辨析服饰、器物、场景、评价等是否准确，发现问题后修改提示词并再生成；第五步“迁移表达”，学生把学习成果转化为画报、邮票、人物卡、展签或导览词，在不同形式之间迁移应用。这样，课堂的重点不只是生成作品，而是让学生在每一次生成和修订中加深历史理解。</w:t>
+        <w:t>为了让不同形式都能在普通课堂中稳定落地，我把实施流程归纳为五步，并在课堂中以“张骞出使西域”为例进行实践。第一步“观图激趣”，教师先出示 AI 生成的张骞行进于戈壁中的情境图，引导学生观察人物、道具和环境，提出“怎样让一幅图真正像张骞、像西汉、像出使西域”的问题。第二步“析史建模”，学生回到教材和补充史料，梳理出张骞的核心要素：身份为“西汉使节”，服饰为“曲裾深衣、佩绶带”，道具为“汉节”，场景为“戈壁沙漠、远处有西域驼队”，事件为“出使西域途中”，精神气质为“坚定、坚毅”。第三步“生成创作”，学生把这些要素转化为提示词，如“历史写实风格，西汉时期背景，西汉使节张骞，身着曲裾深衣、佩绶带，手持汉节，行进于戈壁沙漠中，远处有西域驼队，体现出使西域的坚定精神”，再借助大模型生成图像初稿。第四步“核验修订”，学生结合教材、《汉书·张骞传》中“持汉节不失”的记载以及汉代文物图片，对照检查服饰、汉节和场景细节，发现不准确之处后修改提示词并再次生成。第五步“迁移表达”，学生依据同一组史实，将学习成果进一步转化为人物画报、历史邮票或展签文字：画报中呈现人物形象与核心事迹，邮票中提炼“汉节”“西域”“凿空”等象征元素，展签中则用简洁语言解释张骞对中西交通交流的历史意义。通过这一过程，学生经历的不是“让 AI 帮我画一张图”，而是“依据史实建构人物、借助 AI 表达人物、再用史料修正人物”，课堂重点始终落在历史理解的深化上。</w:t>
       </w:r>
     </w:p>
     <w:p>
